--- a/熊猫成仙，从青竹山开始/第一卷 龙蛇起陆/第013章 走到城里才知道的价.docx
+++ b/熊猫成仙，从青竹山开始/第一卷 龙蛇起陆/第013章 走到城里才知道的价.docx
@@ -47,7 +47,7 @@
           <w:sz w:val="27"/>
           <w:szCs w:val="27"/>
         </w:rPr>
-        <w:t xml:space="preserve">秋天，竹长庚第一次下了田。</w:t>
+        <w:t xml:space="preserve">第二茬的竹子砍倒那天，竹长庚站在地头，抓了一把土。</w:t>
       </w:r>
     </w:p>
     <w:p>
@@ -1125,6 +1125,20 @@
           <w:sz w:val="27"/>
           <w:szCs w:val="27"/>
         </w:rPr>
+        <w:t xml:space="preserve">他在篓子里翻了个身。篓子跟着晃，竹守山伸手扶了一把，摸到一手毛，赶紧收回去。</w:t>
+      </w:r>
+    </w:p>
+    <w:p>
+      <w:pPr>
+        <w:spacing w:line="468" w:lineRule="auto" w:after="149"/>
+        <w:ind w:firstLineChars="200" w:firstLine="540"/>
+      </w:pPr>
+      <w:r>
+        <w:rPr>
+          <w:rFonts w:ascii="Times New Roman" w:hAnsi="Times New Roman" w:eastAsia="宋体" w:cs="Times New Roman"/>
+          <w:sz w:val="27"/>
+          <w:szCs w:val="27"/>
+        </w:rPr>
         <w:t xml:space="preserve">陆明远从篓缝里往上看了看。</w:t>
       </w:r>
     </w:p>
@@ -2050,6 +2064,20 @@
           <w:szCs w:val="27"/>
         </w:rPr>
         <w:t xml:space="preserve">一根差三块八。二十根差七十六块。七十六块，是竹家一整年的进项还有余。</w:t>
+      </w:r>
+    </w:p>
+    <w:p>
+      <w:pPr>
+        <w:spacing w:line="468" w:lineRule="auto" w:after="149"/>
+        <w:ind w:firstLineChars="200" w:firstLine="540"/>
+      </w:pPr>
+      <w:r>
+        <w:rPr>
+          <w:rFonts w:ascii="Times New Roman" w:hAnsi="Times New Roman" w:eastAsia="宋体" w:cs="Times New Roman"/>
+          <w:sz w:val="27"/>
+          <w:szCs w:val="27"/>
+        </w:rPr>
+        <w:t xml:space="preserve">陆明远在篓里算这笔账。上辈子这叫中间商，一层一层往上加，加到最后，种东西的人拿最少。他那会儿觉得这事不公平。现在他知道，不公平的东西才稳，稳了才有人肯做。</w:t>
       </w:r>
     </w:p>
     <w:p>
